--- a/Colorectal_Feedback/Feedback Module Colorectal HCPs (ENG-FR).docx
+++ b/Colorectal_Feedback/Feedback Module Colorectal HCPs (ENG-FR).docx
@@ -4,6 +4,10 @@
   <w:body>
     <w:p>
       <w:pPr>
+        <w:numPr>
+          <w:ilvl w:val="1"/>
+          <w:numId w:val="2"/>
+        </w:numPr>
         <w:rPr>
           <w:lang w:val="en-US"/>
         </w:rPr>
@@ -12,71 +16,15 @@
         <w:rPr>
           <w:lang w:val="en-US"/>
         </w:rPr>
-        <w:t>Colorectal HCP</w:t>
+        <w:t>Don’t include module objectives and what is inside section in all web pages. Start from session1  overview</w:t>
       </w:r>
     </w:p>
     <w:p>
       <w:pPr>
-        <w:rPr>
-          <w:b/>
-          <w:bCs/>
-          <w:lang w:val="en-US"/>
-        </w:rPr>
-      </w:pPr>
-      <w:r>
-        <w:rPr>
-          <w:b/>
-          <w:bCs/>
-          <w:lang w:val="en-US"/>
-        </w:rPr>
-        <w:t xml:space="preserve">Don’t include slides before </w:t>
-      </w:r>
-      <w:proofErr w:type="spellStart"/>
-      <w:r>
-        <w:rPr>
-          <w:b/>
-          <w:bCs/>
-          <w:lang w:val="en-US"/>
-        </w:rPr>
-        <w:t>pre test</w:t>
-      </w:r>
-      <w:proofErr w:type="spellEnd"/>
-      <w:r>
-        <w:rPr>
-          <w:b/>
-          <w:bCs/>
-          <w:lang w:val="en-US"/>
-        </w:rPr>
-        <w:t>. Start with content only after pre-test</w:t>
-      </w:r>
-      <w:r>
-        <w:rPr>
-          <w:b/>
-          <w:bCs/>
-          <w:lang w:val="en-US"/>
-        </w:rPr>
-        <w:t> </w:t>
-      </w:r>
-    </w:p>
-    <w:p>
-      <w:pPr>
-        <w:rPr>
-          <w:b/>
-          <w:bCs/>
-          <w:lang w:val="en-US"/>
-        </w:rPr>
-      </w:pPr>
-      <w:r>
-        <w:rPr>
-          <w:b/>
-          <w:bCs/>
-          <w:lang w:val="en-US"/>
-        </w:rPr>
-        <w:t>The burden ahead (projected, 2022 to 2050)</w:t>
-      </w:r>
-    </w:p>
-    <w:p>
-      <w:pPr>
+        <w:numPr>
+          <w:ilvl w:val="1"/>
+          <w:numId w:val="2"/>
+        </w:numPr>
         <w:rPr>
           <w:lang w:val="en-US"/>
         </w:rPr>
@@ -85,28 +33,15 @@
         <w:rPr>
           <w:lang w:val="en-US"/>
         </w:rPr>
-        <w:t xml:space="preserve">The graphs did not migrate. </w:t>
+        <w:t>What screening is, and what it is not: you are using old images here</w:t>
       </w:r>
     </w:p>
     <w:p>
       <w:pPr>
-        <w:rPr>
-          <w:b/>
-          <w:bCs/>
-          <w:lang w:val="en-US"/>
-        </w:rPr>
-      </w:pPr>
-      <w:r>
-        <w:rPr>
-          <w:b/>
-          <w:bCs/>
-          <w:lang w:val="en-US"/>
-        </w:rPr>
-        <w:t>Colon and rectal anatomy</w:t>
-      </w:r>
-    </w:p>
-    <w:p>
-      <w:pPr>
+        <w:numPr>
+          <w:ilvl w:val="1"/>
+          <w:numId w:val="2"/>
+        </w:numPr>
         <w:rPr>
           <w:lang w:val="en-US"/>
         </w:rPr>
@@ -115,28 +50,15 @@
         <w:rPr>
           <w:lang w:val="en-US"/>
         </w:rPr>
-        <w:t>Rectum and anal canal section should go before bowel wall.</w:t>
+        <w:t>Average risk and increased risk: use image of each section in that section. Also you are using old image</w:t>
       </w:r>
     </w:p>
     <w:p>
       <w:pPr>
-        <w:rPr>
-          <w:b/>
-          <w:bCs/>
-          <w:lang w:val="en-US"/>
-        </w:rPr>
-      </w:pPr>
-      <w:r>
-        <w:rPr>
-          <w:b/>
-          <w:bCs/>
-          <w:lang w:val="en-US"/>
-        </w:rPr>
-        <w:t>Staging: the TNM system</w:t>
-      </w:r>
-    </w:p>
-    <w:p>
-      <w:pPr>
+        <w:numPr>
+          <w:ilvl w:val="1"/>
+          <w:numId w:val="2"/>
+        </w:numPr>
         <w:rPr>
           <w:lang w:val="en-US"/>
         </w:rPr>
@@ -145,34 +67,32 @@
         <w:rPr>
           <w:lang w:val="en-US"/>
         </w:rPr>
-        <w:t>This is not a myth or true/false section. It should not have x or checks on the description</w:t>
+        <w:t>Benefits and limitations slide has 2 sections now. Check slide</w:t>
       </w:r>
+    </w:p>
+    <w:p>
+      <w:pPr>
+        <w:numPr>
+          <w:ilvl w:val="1"/>
+          <w:numId w:val="2"/>
+        </w:numPr>
+        <w:rPr>
+          <w:lang w:val="en-US"/>
+        </w:rPr>
+      </w:pPr>
       <w:r>
         <w:rPr>
           <w:lang w:val="en-US"/>
         </w:rPr>
-        <w:t>.</w:t>
+        <w:t>How urgently to refer: use image of each section in that section. Also you are using old image</w:t>
       </w:r>
     </w:p>
     <w:p>
       <w:pPr>
-        <w:rPr>
-          <w:b/>
-          <w:bCs/>
-          <w:lang w:val="en-US"/>
-        </w:rPr>
-      </w:pPr>
-      <w:r>
-        <w:rPr>
-          <w:b/>
-          <w:bCs/>
-          <w:lang w:val="en-US"/>
-        </w:rPr>
-        <w:t>What screening is, and what it is not</w:t>
-      </w:r>
-    </w:p>
-    <w:p>
-      <w:pPr>
+        <w:numPr>
+          <w:ilvl w:val="1"/>
+          <w:numId w:val="2"/>
+        </w:numPr>
         <w:rPr>
           <w:lang w:val="en-US"/>
         </w:rPr>
@@ -181,28 +101,15 @@
         <w:rPr>
           <w:lang w:val="en-US"/>
         </w:rPr>
-        <w:t>Each image should go with the respective title and not merged. It is color coded for reference.</w:t>
+        <w:t>Treatment: radiotherapy - 3rd section image did not come</w:t>
       </w:r>
     </w:p>
     <w:p>
       <w:pPr>
-        <w:rPr>
-          <w:b/>
-          <w:bCs/>
-          <w:lang w:val="en-US"/>
-        </w:rPr>
-      </w:pPr>
-      <w:r>
-        <w:rPr>
-          <w:b/>
-          <w:bCs/>
-          <w:lang w:val="en-US"/>
-        </w:rPr>
-        <w:t>What screening is, and what it is not</w:t>
-      </w:r>
-    </w:p>
-    <w:p>
-      <w:pPr>
+        <w:numPr>
+          <w:ilvl w:val="1"/>
+          <w:numId w:val="2"/>
+        </w:numPr>
         <w:rPr>
           <w:lang w:val="en-US"/>
         </w:rPr>
@@ -211,591 +118,15 @@
         <w:rPr>
           <w:lang w:val="en-US"/>
         </w:rPr>
-        <w:t>Each image should go with the respective title and not merged. It is color coded for reference.</w:t>
+        <w:t>Sort the symptom slide: 3 symptoms missing: Mild nausea controlled by medicines, Low mood or marked anxiety, Severe abdominal pain with guarding</w:t>
       </w:r>
     </w:p>
     <w:p>
       <w:pPr>
         <w:rPr>
-          <w:b/>
-          <w:bCs/>
           <w:lang w:val="en-US"/>
         </w:rPr>
       </w:pPr>
-      <w:r>
-        <w:rPr>
-          <w:b/>
-          <w:bCs/>
-          <w:lang w:val="en-US"/>
-        </w:rPr>
-        <w:t xml:space="preserve">Screening </w:t>
-      </w:r>
-      <w:proofErr w:type="spellStart"/>
-      <w:r>
-        <w:rPr>
-          <w:b/>
-          <w:bCs/>
-          <w:lang w:val="en-US"/>
-        </w:rPr>
-        <w:t>programmes</w:t>
-      </w:r>
-      <w:proofErr w:type="spellEnd"/>
-    </w:p>
-    <w:p>
-      <w:pPr>
-        <w:rPr>
-          <w:lang w:val="en-US"/>
-        </w:rPr>
-      </w:pPr>
-      <w:r>
-        <w:rPr>
-          <w:lang w:val="en-US"/>
-        </w:rPr>
-        <w:t>“Core principle” bu</w:t>
-      </w:r>
-      <w:r>
-        <w:rPr>
-          <w:lang w:val="en-US"/>
-        </w:rPr>
-        <w:t>llet is not bulleted. Please make it part of the bulleted list.</w:t>
-      </w:r>
-    </w:p>
-    <w:p>
-      <w:pPr>
-        <w:rPr>
-          <w:b/>
-          <w:bCs/>
-          <w:lang w:val="en-US"/>
-        </w:rPr>
-      </w:pPr>
-      <w:r>
-        <w:rPr>
-          <w:b/>
-          <w:bCs/>
-          <w:lang w:val="en-US"/>
-        </w:rPr>
-        <w:t>Benefits and limitations</w:t>
-      </w:r>
-    </w:p>
-    <w:p>
-      <w:pPr>
-        <w:rPr>
-          <w:lang w:val="en-US"/>
-        </w:rPr>
-      </w:pPr>
-      <w:r>
-        <w:rPr>
-          <w:lang w:val="en-US"/>
-        </w:rPr>
-        <w:t>Benefits boxes were color coded green and limitations boxes were color coded red. Given that the populated info was not color coded, I created in the slides 2 different titles in the PPT for both EN and FR. Benefits. Limitations. Make sure green boxes populate in the benefits section and reds in the limitations section.</w:t>
-      </w:r>
-    </w:p>
-    <w:p>
-      <w:pPr>
-        <w:rPr>
-          <w:b/>
-          <w:bCs/>
-          <w:lang w:val="en-US"/>
-        </w:rPr>
-      </w:pPr>
-      <w:r>
-        <w:rPr>
-          <w:b/>
-          <w:bCs/>
-          <w:lang w:val="en-US"/>
-        </w:rPr>
-        <w:t>How urgently to refer</w:t>
-      </w:r>
-    </w:p>
-    <w:p>
-      <w:pPr>
-        <w:rPr>
-          <w:lang w:val="en-US"/>
-        </w:rPr>
-      </w:pPr>
-      <w:r>
-        <w:rPr>
-          <w:lang w:val="en-US"/>
-        </w:rPr>
-        <w:t>Each image should go with the respective title and not merged. It is color coded for reference.</w:t>
-      </w:r>
-    </w:p>
-    <w:p>
-      <w:pPr>
-        <w:rPr>
-          <w:b/>
-          <w:bCs/>
-          <w:lang w:val="en-US"/>
-        </w:rPr>
-      </w:pPr>
-      <w:r>
-        <w:rPr>
-          <w:b/>
-          <w:bCs/>
-          <w:lang w:val="en-US"/>
-        </w:rPr>
-        <w:t>What to record at first contact</w:t>
-      </w:r>
-    </w:p>
-    <w:p>
-      <w:pPr>
-        <w:rPr>
-          <w:lang w:val="en-US"/>
-        </w:rPr>
-      </w:pPr>
-      <w:r>
-        <w:rPr>
-          <w:lang w:val="en-US"/>
-        </w:rPr>
-        <w:t>Increase the size of the image</w:t>
-      </w:r>
-    </w:p>
-    <w:p>
-      <w:pPr>
-        <w:rPr>
-          <w:b/>
-          <w:bCs/>
-          <w:lang w:val="en-US"/>
-        </w:rPr>
-      </w:pPr>
-      <w:r>
-        <w:rPr>
-          <w:b/>
-          <w:bCs/>
-          <w:lang w:val="en-US"/>
-        </w:rPr>
-        <w:t>Colonoscopy has three different jobs</w:t>
-      </w:r>
-    </w:p>
-    <w:p>
-      <w:pPr>
-        <w:rPr>
-          <w:lang w:val="en-US"/>
-        </w:rPr>
-      </w:pPr>
-      <w:r>
-        <w:rPr>
-          <w:lang w:val="en-US"/>
-        </w:rPr>
-        <w:lastRenderedPageBreak/>
-        <w:t>The item “</w:t>
-      </w:r>
-      <w:r>
-        <w:rPr>
-          <w:lang w:val="en-US"/>
-        </w:rPr>
-        <w:t>The endoscopist can see the lining of the colon and rectum directly, describe the site and size of a lesion, take biopsies, remove suitable polyps completely, and mark a lesion so a surgeon can find it later.</w:t>
-      </w:r>
-      <w:r>
-        <w:rPr>
-          <w:lang w:val="en-US"/>
-        </w:rPr>
-        <w:t>” should be the first box and not the fourth one.</w:t>
-      </w:r>
-    </w:p>
-    <w:p>
-      <w:pPr>
-        <w:rPr>
-          <w:b/>
-          <w:bCs/>
-          <w:lang w:val="en-US"/>
-        </w:rPr>
-      </w:pPr>
-      <w:r>
-        <w:rPr>
-          <w:b/>
-          <w:bCs/>
-          <w:lang w:val="en-US"/>
-        </w:rPr>
-        <w:t>Imaging and staging</w:t>
-      </w:r>
-    </w:p>
-    <w:p>
-      <w:pPr>
-        <w:rPr>
-          <w:lang w:val="en-US"/>
-        </w:rPr>
-      </w:pPr>
-      <w:r>
-        <w:rPr>
-          <w:lang w:val="en-US"/>
-        </w:rPr>
-        <w:t>The item “</w:t>
-      </w:r>
-      <w:r>
-        <w:rPr>
-          <w:lang w:val="en-US"/>
-        </w:rPr>
-        <w:t>Which tests</w:t>
-      </w:r>
-      <w:r>
-        <w:rPr>
-          <w:lang w:val="en-US"/>
-        </w:rPr>
-        <w:t xml:space="preserve">: </w:t>
-      </w:r>
-      <w:r>
-        <w:rPr>
-          <w:lang w:val="en-US"/>
-        </w:rPr>
-        <w:t>Contrast-enhanced computed tomography of the chest and multiphasic computed tomography of the abdomen. For rectal cancer, add contrast-enhanced magnetic resonance imaging of the pelvis.</w:t>
-      </w:r>
-      <w:r>
-        <w:rPr>
-          <w:lang w:val="en-US"/>
-        </w:rPr>
-        <w:t>” should be the first box and not the last one.</w:t>
-      </w:r>
-    </w:p>
-    <w:p>
-      <w:pPr>
-        <w:rPr>
-          <w:lang w:val="en-US"/>
-        </w:rPr>
-      </w:pPr>
-      <w:r>
-        <w:rPr>
-          <w:b/>
-          <w:bCs/>
-          <w:lang w:val="en-GB"/>
-        </w:rPr>
-        <w:t>Match the clue to the next step</w:t>
-      </w:r>
-    </w:p>
-    <w:p>
-      <w:pPr>
-        <w:rPr>
-          <w:lang w:val="en-US"/>
-        </w:rPr>
-      </w:pPr>
-      <w:r>
-        <w:rPr>
-          <w:lang w:val="en-US"/>
-        </w:rPr>
-        <w:t>A</w:t>
-      </w:r>
-      <w:r>
-        <w:rPr>
-          <w:lang w:val="en-US"/>
-        </w:rPr>
-        <w:t>lthough the option is correct, there was a part of the sentence that was deleted and should be included again for the Chemotherapy</w:t>
-      </w:r>
-    </w:p>
-    <w:p>
-      <w:pPr>
-        <w:rPr>
-          <w:lang w:val="en-US"/>
-        </w:rPr>
-      </w:pPr>
-      <w:r>
-        <w:rPr>
-          <w:noProof/>
-        </w:rPr>
-        <w:drawing>
-          <wp:inline distT="0" distB="0" distL="0" distR="0" wp14:anchorId="1EAA8406" wp14:editId="51907C86">
-            <wp:extent cx="5391150" cy="1733550"/>
-            <wp:effectExtent l="0" t="0" r="0" b="0"/>
-            <wp:docPr id="655626734" name="Picture 6"/>
-            <wp:cNvGraphicFramePr>
-              <a:graphicFrameLocks xmlns:a="http://schemas.openxmlformats.org/drawingml/2006/main" noChangeAspect="1"/>
-            </wp:cNvGraphicFramePr>
-            <a:graphic xmlns:a="http://schemas.openxmlformats.org/drawingml/2006/main">
-              <a:graphicData uri="http://schemas.openxmlformats.org/drawingml/2006/picture">
-                <pic:pic xmlns:pic="http://schemas.openxmlformats.org/drawingml/2006/picture">
-                  <pic:nvPicPr>
-                    <pic:cNvPr id="0" name="Picture 20"/>
-                    <pic:cNvPicPr>
-                      <a:picLocks noChangeAspect="1" noChangeArrowheads="1"/>
-                    </pic:cNvPicPr>
-                  </pic:nvPicPr>
-                  <pic:blipFill>
-                    <a:blip r:embed="rId5">
-                      <a:extLst>
-                        <a:ext uri="{28A0092B-C50C-407E-A947-70E740481C1C}">
-                          <a14:useLocalDpi xmlns:a14="http://schemas.microsoft.com/office/drawing/2010/main" val="0"/>
-                        </a:ext>
-                      </a:extLst>
-                    </a:blip>
-                    <a:srcRect/>
-                    <a:stretch>
-                      <a:fillRect/>
-                    </a:stretch>
-                  </pic:blipFill>
-                  <pic:spPr bwMode="auto">
-                    <a:xfrm>
-                      <a:off x="0" y="0"/>
-                      <a:ext cx="5391150" cy="1733550"/>
-                    </a:xfrm>
-                    <a:prstGeom prst="rect">
-                      <a:avLst/>
-                    </a:prstGeom>
-                    <a:noFill/>
-                    <a:ln>
-                      <a:noFill/>
-                    </a:ln>
-                  </pic:spPr>
-                </pic:pic>
-              </a:graphicData>
-            </a:graphic>
-          </wp:inline>
-        </w:drawing>
-      </w:r>
-      <w:r>
-        <w:rPr>
-          <w:lang w:val="en-US"/>
-        </w:rPr>
-        <w:t> </w:t>
-      </w:r>
-    </w:p>
-    <w:p>
-      <w:pPr>
-        <w:rPr>
-          <w:lang w:val="en-US"/>
-        </w:rPr>
-      </w:pPr>
-      <w:r>
-        <w:rPr>
-          <w:lang w:val="en-US"/>
-        </w:rPr>
-        <w:t xml:space="preserve">Full response should be: For advanced or metastatic disease may be the main approach. Treatment is selected according to </w:t>
-      </w:r>
-      <w:proofErr w:type="spellStart"/>
-      <w:r>
-        <w:rPr>
-          <w:lang w:val="en-US"/>
-        </w:rPr>
-        <w:t>tumour</w:t>
-      </w:r>
-      <w:proofErr w:type="spellEnd"/>
-      <w:r>
-        <w:rPr>
-          <w:lang w:val="en-US"/>
-        </w:rPr>
-        <w:t xml:space="preserve"> characteristics, disease extent and patient fitness.</w:t>
-      </w:r>
-    </w:p>
-    <w:p>
-      <w:pPr>
-        <w:rPr>
-          <w:b/>
-          <w:bCs/>
-          <w:lang w:val="en-US"/>
-        </w:rPr>
-      </w:pPr>
-      <w:r>
-        <w:rPr>
-          <w:b/>
-          <w:bCs/>
-          <w:lang w:val="en-US"/>
-        </w:rPr>
-        <w:t>Treatment: removing the disease</w:t>
-      </w:r>
-    </w:p>
-    <w:p>
-      <w:pPr>
-        <w:rPr>
-          <w:lang w:val="en-US"/>
-        </w:rPr>
-      </w:pPr>
-      <w:r>
-        <w:rPr>
-          <w:lang w:val="en-US"/>
-        </w:rPr>
-        <w:t>The image from endoscopic removal populated on stoma and emergency surgery section incorrectly.</w:t>
-      </w:r>
-    </w:p>
-    <w:p>
-      <w:pPr>
-        <w:rPr>
-          <w:b/>
-          <w:bCs/>
-          <w:lang w:val="en-US"/>
-        </w:rPr>
-      </w:pPr>
-      <w:r>
-        <w:rPr>
-          <w:b/>
-          <w:bCs/>
-          <w:lang w:val="en-US"/>
-        </w:rPr>
-        <w:t>Treatment: radiotherapy</w:t>
-      </w:r>
-    </w:p>
-    <w:p>
-      <w:pPr>
-        <w:rPr>
-          <w:lang w:val="en-US"/>
-        </w:rPr>
-      </w:pPr>
-      <w:r>
-        <w:rPr>
-          <w:lang w:val="en-US"/>
-        </w:rPr>
-        <w:t>First image should not be there</w:t>
-      </w:r>
-    </w:p>
-    <w:p>
-      <w:pPr>
-        <w:rPr>
-          <w:b/>
-          <w:bCs/>
-          <w:lang w:val="en-US"/>
-        </w:rPr>
-      </w:pPr>
-      <w:r>
-        <w:rPr>
-          <w:b/>
-          <w:bCs/>
-          <w:lang w:val="en-US"/>
-        </w:rPr>
-        <w:t>Treatment: targeted therapy and immunotherapy</w:t>
-      </w:r>
-    </w:p>
-    <w:p>
-      <w:pPr>
-        <w:rPr>
-          <w:lang w:val="en-US"/>
-        </w:rPr>
-      </w:pPr>
-      <w:r>
-        <w:rPr>
-          <w:lang w:val="en-US"/>
-        </w:rPr>
-        <w:t>The item “</w:t>
-      </w:r>
-      <w:r>
-        <w:rPr>
-          <w:lang w:val="en-US"/>
-        </w:rPr>
-        <w:t>New treatments are not standard for most colorectal cancers, nor are they alternatives to surgery for early-stage disease.</w:t>
-      </w:r>
-      <w:r>
-        <w:rPr>
-          <w:lang w:val="en-US"/>
-        </w:rPr>
-        <w:t>” should be the first box and not the fourth one.</w:t>
-      </w:r>
-    </w:p>
-    <w:p>
-      <w:pPr>
-        <w:rPr>
-          <w:b/>
-          <w:bCs/>
-          <w:lang w:val="en-US"/>
-        </w:rPr>
-      </w:pPr>
-      <w:r>
-        <w:rPr>
-          <w:b/>
-          <w:bCs/>
-          <w:lang w:val="en-US"/>
-        </w:rPr>
-        <w:lastRenderedPageBreak/>
-        <w:t>Stoma</w:t>
-      </w:r>
-    </w:p>
-    <w:p>
-      <w:pPr>
-        <w:rPr>
-          <w:lang w:val="en-US"/>
-        </w:rPr>
-      </w:pPr>
-      <w:r>
-        <w:rPr>
-          <w:lang w:val="en-US"/>
-        </w:rPr>
-        <w:t>Increase the size of the image</w:t>
-      </w:r>
-    </w:p>
-    <w:p>
-      <w:pPr>
-        <w:rPr>
-          <w:b/>
-          <w:bCs/>
-          <w:lang w:val="en-US"/>
-        </w:rPr>
-      </w:pPr>
-      <w:r>
-        <w:rPr>
-          <w:b/>
-          <w:bCs/>
-          <w:lang w:val="en-US"/>
-        </w:rPr>
-        <w:t>Palliative care</w:t>
-      </w:r>
-    </w:p>
-    <w:p>
-      <w:pPr>
-        <w:rPr>
-          <w:lang w:val="en-US"/>
-        </w:rPr>
-      </w:pPr>
-      <w:r>
-        <w:rPr>
-          <w:lang w:val="en-US"/>
-        </w:rPr>
-        <w:t>Increase the size of the image</w:t>
-      </w:r>
-    </w:p>
-    <w:p>
-      <w:pPr>
-        <w:rPr>
-          <w:b/>
-          <w:bCs/>
-          <w:lang w:val="en-US"/>
-        </w:rPr>
-      </w:pPr>
-      <w:r>
-        <w:rPr>
-          <w:b/>
-          <w:bCs/>
-          <w:lang w:val="en-US"/>
-        </w:rPr>
-        <w:t>Quality of life</w:t>
-      </w:r>
-    </w:p>
-    <w:p>
-      <w:pPr>
-        <w:rPr>
-          <w:lang w:val="en-US"/>
-        </w:rPr>
-      </w:pPr>
-      <w:r>
-        <w:rPr>
-          <w:lang w:val="en-US"/>
-        </w:rPr>
-        <w:t>Increase the size of the image</w:t>
-      </w:r>
-    </w:p>
-    <w:p>
-      <w:pPr>
-        <w:rPr>
-          <w:b/>
-          <w:bCs/>
-          <w:lang w:val="en-US"/>
-        </w:rPr>
-      </w:pPr>
-      <w:r>
-        <w:rPr>
-          <w:b/>
-          <w:bCs/>
-          <w:lang w:val="en-US"/>
-        </w:rPr>
-        <w:t>Follow-up after treatment</w:t>
-      </w:r>
-    </w:p>
-    <w:p>
-      <w:pPr>
-        <w:rPr>
-          <w:lang w:val="en-US"/>
-        </w:rPr>
-      </w:pPr>
-      <w:r>
-        <w:rPr>
-          <w:lang w:val="en-US"/>
-        </w:rPr>
-        <w:t>Increase the size of the image</w:t>
-      </w:r>
     </w:p>
     <w:sectPr>
       <w:pgSz w:w="12240" w:h="15840"/>
@@ -807,6 +138,56 @@
 </w:document>
 </file>
 
+<file path=word/endnotes.xml><?xml version="1.0" encoding="utf-8"?>
+<w:endnotes xmlns:wpc="http://schemas.microsoft.com/office/word/2010/wordprocessingCanvas" xmlns:cx="http://schemas.microsoft.com/office/drawing/2014/chartex" xmlns:cx1="http://schemas.microsoft.com/office/drawing/2015/9/8/chartex" xmlns:cx2="http://schemas.microsoft.com/office/drawing/2015/10/21/chartex" xmlns:cx3="http://schemas.microsoft.com/office/drawing/2016/5/9/chartex" xmlns:cx4="http://schemas.microsoft.com/office/drawing/2016/5/10/chartex" xmlns:cx5="http://schemas.microsoft.com/office/drawing/2016/5/11/chartex" xmlns:cx6="http://schemas.microsoft.com/office/drawing/2016/5/12/chartex" xmlns:cx7="http://schemas.microsoft.com/office/drawing/2016/5/13/chartex" xmlns:cx8="http://schemas.microsoft.com/office/drawing/2016/5/14/chartex" xmlns:mc="http://schemas.openxmlformats.org/markup-compatibility/2006" xmlns:aink="http://schemas.microsoft.com/office/drawing/2016/ink" xmlns:am3d="http://schemas.microsoft.com/office/drawing/2017/model3d" xmlns:o="urn:schemas-microsoft-com:office:office" xmlns:oel="http://schemas.microsoft.com/office/2019/extlst" xmlns:r="http://schemas.openxmlformats.org/officeDocument/2006/relationships" xmlns:m="http://schemas.openxmlformats.org/officeDocument/2006/math" xmlns:v="urn:schemas-microsoft-com:vml" xmlns:wp14="http://schemas.microsoft.com/office/word/2010/wordprocessingDrawing" xmlns:wp="http://schemas.openxmlformats.org/drawingml/2006/wordprocessingDrawing" xmlns:w10="urn:schemas-microsoft-com:office:word" xmlns:w="http://schemas.openxmlformats.org/wordprocessingml/2006/main" xmlns:w14="http://schemas.microsoft.com/office/word/2010/wordml" xmlns:w15="http://schemas.microsoft.com/office/word/2012/wordml" xmlns:w16cex="http://schemas.microsoft.com/office/word/2018/wordml/cex" xmlns:w16cid="http://schemas.microsoft.com/office/word/2016/wordml/cid" xmlns:w16="http://schemas.microsoft.com/office/word/2018/wordml" xmlns:w16du="http://schemas.microsoft.com/office/word/2023/wordml/word16du" xmlns:w16sdtdh="http://schemas.microsoft.com/office/word/2020/wordml/sdtdatahash" xmlns:w16sdtfl="http://schemas.microsoft.com/office/word/2024/wordml/sdtformatlock" xmlns:w16se="http://schemas.microsoft.com/office/word/2015/wordml/symex" xmlns:wpg="http://schemas.microsoft.com/office/word/2010/wordprocessingGroup" xmlns:wpi="http://schemas.microsoft.com/office/word/2010/wordprocessingInk" xmlns:wne="http://schemas.microsoft.com/office/word/2006/wordml" xmlns:wps="http://schemas.microsoft.com/office/word/2010/wordprocessingShape" mc:Ignorable="w14 w15 w16se w16cid w16 w16cex w16sdtdh w16sdtfl w16du wp14">
+  <w:endnote w:type="separator" w:id="-1">
+    <w:p>
+      <w:pPr>
+        <w:spacing w:after="0" w:line="240" w:lineRule="auto"/>
+      </w:pPr>
+      <w:r>
+        <w:separator/>
+      </w:r>
+    </w:p>
+  </w:endnote>
+  <w:endnote w:type="continuationSeparator" w:id="0">
+    <w:p>
+      <w:pPr>
+        <w:spacing w:after="0" w:line="240" w:lineRule="auto"/>
+      </w:pPr>
+      <w:r>
+        <w:continuationSeparator/>
+      </w:r>
+    </w:p>
+  </w:endnote>
+</w:endnotes>
+</file>
+
+<file path=word/footnotes.xml><?xml version="1.0" encoding="utf-8"?>
+<w:footnotes xmlns:wpc="http://schemas.microsoft.com/office/word/2010/wordprocessingCanvas" xmlns:cx="http://schemas.microsoft.com/office/drawing/2014/chartex" xmlns:cx1="http://schemas.microsoft.com/office/drawing/2015/9/8/chartex" xmlns:cx2="http://schemas.microsoft.com/office/drawing/2015/10/21/chartex" xmlns:cx3="http://schemas.microsoft.com/office/drawing/2016/5/9/chartex" xmlns:cx4="http://schemas.microsoft.com/office/drawing/2016/5/10/chartex" xmlns:cx5="http://schemas.microsoft.com/office/drawing/2016/5/11/chartex" xmlns:cx6="http://schemas.microsoft.com/office/drawing/2016/5/12/chartex" xmlns:cx7="http://schemas.microsoft.com/office/drawing/2016/5/13/chartex" xmlns:cx8="http://schemas.microsoft.com/office/drawing/2016/5/14/chartex" xmlns:mc="http://schemas.openxmlformats.org/markup-compatibility/2006" xmlns:aink="http://schemas.microsoft.com/office/drawing/2016/ink" xmlns:am3d="http://schemas.microsoft.com/office/drawing/2017/model3d" xmlns:o="urn:schemas-microsoft-com:office:office" xmlns:oel="http://schemas.microsoft.com/office/2019/extlst" xmlns:r="http://schemas.openxmlformats.org/officeDocument/2006/relationships" xmlns:m="http://schemas.openxmlformats.org/officeDocument/2006/math" xmlns:v="urn:schemas-microsoft-com:vml" xmlns:wp14="http://schemas.microsoft.com/office/word/2010/wordprocessingDrawing" xmlns:wp="http://schemas.openxmlformats.org/drawingml/2006/wordprocessingDrawing" xmlns:w10="urn:schemas-microsoft-com:office:word" xmlns:w="http://schemas.openxmlformats.org/wordprocessingml/2006/main" xmlns:w14="http://schemas.microsoft.com/office/word/2010/wordml" xmlns:w15="http://schemas.microsoft.com/office/word/2012/wordml" xmlns:w16cex="http://schemas.microsoft.com/office/word/2018/wordml/cex" xmlns:w16cid="http://schemas.microsoft.com/office/word/2016/wordml/cid" xmlns:w16="http://schemas.microsoft.com/office/word/2018/wordml" xmlns:w16du="http://schemas.microsoft.com/office/word/2023/wordml/word16du" xmlns:w16sdtdh="http://schemas.microsoft.com/office/word/2020/wordml/sdtdatahash" xmlns:w16sdtfl="http://schemas.microsoft.com/office/word/2024/wordml/sdtformatlock" xmlns:w16se="http://schemas.microsoft.com/office/word/2015/wordml/symex" xmlns:wpg="http://schemas.microsoft.com/office/word/2010/wordprocessingGroup" xmlns:wpi="http://schemas.microsoft.com/office/word/2010/wordprocessingInk" xmlns:wne="http://schemas.microsoft.com/office/word/2006/wordml" xmlns:wps="http://schemas.microsoft.com/office/word/2010/wordprocessingShape" mc:Ignorable="w14 w15 w16se w16cid w16 w16cex w16sdtdh w16sdtfl w16du wp14">
+  <w:footnote w:type="separator" w:id="-1">
+    <w:p>
+      <w:pPr>
+        <w:spacing w:after="0" w:line="240" w:lineRule="auto"/>
+      </w:pPr>
+      <w:r>
+        <w:separator/>
+      </w:r>
+    </w:p>
+  </w:footnote>
+  <w:footnote w:type="continuationSeparator" w:id="0">
+    <w:p>
+      <w:pPr>
+        <w:spacing w:after="0" w:line="240" w:lineRule="auto"/>
+      </w:pPr>
+      <w:r>
+        <w:continuationSeparator/>
+      </w:r>
+    </w:p>
+  </w:footnote>
+</w:footnotes>
+</file>
+
 <file path=word/numbering.xml><?xml version="1.0" encoding="utf-8"?>
 <w:numbering xmlns:wpc="http://schemas.microsoft.com/office/word/2010/wordprocessingCanvas" xmlns:cx="http://schemas.microsoft.com/office/drawing/2014/chartex" xmlns:cx1="http://schemas.microsoft.com/office/drawing/2015/9/8/chartex" xmlns:cx2="http://schemas.microsoft.com/office/drawing/2015/10/21/chartex" xmlns:cx3="http://schemas.microsoft.com/office/drawing/2016/5/9/chartex" xmlns:cx4="http://schemas.microsoft.com/office/drawing/2016/5/10/chartex" xmlns:cx5="http://schemas.microsoft.com/office/drawing/2016/5/11/chartex" xmlns:cx6="http://schemas.microsoft.com/office/drawing/2016/5/12/chartex" xmlns:cx7="http://schemas.microsoft.com/office/drawing/2016/5/13/chartex" xmlns:cx8="http://schemas.microsoft.com/office/drawing/2016/5/14/chartex" xmlns:mc="http://schemas.openxmlformats.org/markup-compatibility/2006" xmlns:aink="http://schemas.microsoft.com/office/drawing/2016/ink" xmlns:am3d="http://schemas.microsoft.com/office/drawing/2017/model3d" xmlns:o="urn:schemas-microsoft-com:office:office" xmlns:oel="http://schemas.microsoft.com/office/2019/extlst" xmlns:r="http://schemas.openxmlformats.org/officeDocument/2006/relationships" xmlns:m="http://schemas.openxmlformats.org/officeDocument/2006/math" xmlns:v="urn:schemas-microsoft-com:vml" xmlns:wp14="http://schemas.microsoft.com/office/word/2010/wordprocessingDrawing" xmlns:wp="http://schemas.openxmlformats.org/drawingml/2006/wordprocessingDrawing" xmlns:w10="urn:schemas-microsoft-com:office:word" xmlns:w="http://schemas.openxmlformats.org/wordprocessingml/2006/main" xmlns:w14="http://schemas.microsoft.com/office/word/2010/wordml" xmlns:w15="http://schemas.microsoft.com/office/word/2012/wordml" xmlns:w16cex="http://schemas.microsoft.com/office/word/2018/wordml/cex" xmlns:w16cid="http://schemas.microsoft.com/office/word/2016/wordml/cid" xmlns:w16="http://schemas.microsoft.com/office/word/2018/wordml" xmlns:w16du="http://schemas.microsoft.com/office/word/2023/wordml/word16du" xmlns:w16sdtdh="http://schemas.microsoft.com/office/word/2020/wordml/sdtdatahash" xmlns:w16sdtfl="http://schemas.microsoft.com/office/word/2024/wordml/sdtformatlock" xmlns:w16se="http://schemas.microsoft.com/office/word/2015/wordml/symex" xmlns:wpg="http://schemas.microsoft.com/office/word/2010/wordprocessingGroup" xmlns:wpi="http://schemas.microsoft.com/office/word/2010/wordprocessingInk" xmlns:wne="http://schemas.microsoft.com/office/word/2006/wordml" xmlns:wps="http://schemas.microsoft.com/office/word/2010/wordprocessingShape" mc:Ignorable="w14 w15 w16se w16cid w16 w16cex w16sdtdh w16sdtfl w16du wp14">
   <w:abstractNum w:abstractNumId="0" w15:restartNumberingAfterBreak="0">
@@ -898,8 +279,160 @@
       </w:pPr>
     </w:lvl>
   </w:abstractNum>
+  <w:abstractNum w:abstractNumId="1" w15:restartNumberingAfterBreak="0">
+    <w:nsid w:val="29C46E3C"/>
+    <w:multiLevelType w:val="multilevel"/>
+    <w:tmpl w:val="64244C16"/>
+    <w:lvl w:ilvl="0">
+      <w:start w:val="1"/>
+      <w:numFmt w:val="bullet"/>
+      <w:lvlText w:val=""/>
+      <w:lvlJc w:val="left"/>
+      <w:pPr>
+        <w:tabs>
+          <w:tab w:val="num" w:pos="720"/>
+        </w:tabs>
+        <w:ind w:left="720" w:hanging="360"/>
+      </w:pPr>
+      <w:rPr>
+        <w:rFonts w:ascii="Symbol" w:hAnsi="Symbol" w:hint="default"/>
+        <w:sz w:val="20"/>
+      </w:rPr>
+    </w:lvl>
+    <w:lvl w:ilvl="1">
+      <w:start w:val="1"/>
+      <w:numFmt w:val="bullet"/>
+      <w:lvlText w:val=""/>
+      <w:lvlJc w:val="left"/>
+      <w:pPr>
+        <w:tabs>
+          <w:tab w:val="num" w:pos="1440"/>
+        </w:tabs>
+        <w:ind w:left="1440" w:hanging="360"/>
+      </w:pPr>
+      <w:rPr>
+        <w:rFonts w:ascii="Symbol" w:hAnsi="Symbol" w:hint="default"/>
+        <w:sz w:val="20"/>
+      </w:rPr>
+    </w:lvl>
+    <w:lvl w:ilvl="2" w:tentative="1">
+      <w:start w:val="1"/>
+      <w:numFmt w:val="bullet"/>
+      <w:lvlText w:val=""/>
+      <w:lvlJc w:val="left"/>
+      <w:pPr>
+        <w:tabs>
+          <w:tab w:val="num" w:pos="2160"/>
+        </w:tabs>
+        <w:ind w:left="2160" w:hanging="360"/>
+      </w:pPr>
+      <w:rPr>
+        <w:rFonts w:ascii="Wingdings" w:hAnsi="Wingdings" w:hint="default"/>
+        <w:sz w:val="20"/>
+      </w:rPr>
+    </w:lvl>
+    <w:lvl w:ilvl="3" w:tentative="1">
+      <w:start w:val="1"/>
+      <w:numFmt w:val="bullet"/>
+      <w:lvlText w:val=""/>
+      <w:lvlJc w:val="left"/>
+      <w:pPr>
+        <w:tabs>
+          <w:tab w:val="num" w:pos="2880"/>
+        </w:tabs>
+        <w:ind w:left="2880" w:hanging="360"/>
+      </w:pPr>
+      <w:rPr>
+        <w:rFonts w:ascii="Wingdings" w:hAnsi="Wingdings" w:hint="default"/>
+        <w:sz w:val="20"/>
+      </w:rPr>
+    </w:lvl>
+    <w:lvl w:ilvl="4" w:tentative="1">
+      <w:start w:val="1"/>
+      <w:numFmt w:val="bullet"/>
+      <w:lvlText w:val=""/>
+      <w:lvlJc w:val="left"/>
+      <w:pPr>
+        <w:tabs>
+          <w:tab w:val="num" w:pos="3600"/>
+        </w:tabs>
+        <w:ind w:left="3600" w:hanging="360"/>
+      </w:pPr>
+      <w:rPr>
+        <w:rFonts w:ascii="Wingdings" w:hAnsi="Wingdings" w:hint="default"/>
+        <w:sz w:val="20"/>
+      </w:rPr>
+    </w:lvl>
+    <w:lvl w:ilvl="5" w:tentative="1">
+      <w:start w:val="1"/>
+      <w:numFmt w:val="bullet"/>
+      <w:lvlText w:val=""/>
+      <w:lvlJc w:val="left"/>
+      <w:pPr>
+        <w:tabs>
+          <w:tab w:val="num" w:pos="4320"/>
+        </w:tabs>
+        <w:ind w:left="4320" w:hanging="360"/>
+      </w:pPr>
+      <w:rPr>
+        <w:rFonts w:ascii="Wingdings" w:hAnsi="Wingdings" w:hint="default"/>
+        <w:sz w:val="20"/>
+      </w:rPr>
+    </w:lvl>
+    <w:lvl w:ilvl="6" w:tentative="1">
+      <w:start w:val="1"/>
+      <w:numFmt w:val="bullet"/>
+      <w:lvlText w:val=""/>
+      <w:lvlJc w:val="left"/>
+      <w:pPr>
+        <w:tabs>
+          <w:tab w:val="num" w:pos="5040"/>
+        </w:tabs>
+        <w:ind w:left="5040" w:hanging="360"/>
+      </w:pPr>
+      <w:rPr>
+        <w:rFonts w:ascii="Wingdings" w:hAnsi="Wingdings" w:hint="default"/>
+        <w:sz w:val="20"/>
+      </w:rPr>
+    </w:lvl>
+    <w:lvl w:ilvl="7" w:tentative="1">
+      <w:start w:val="1"/>
+      <w:numFmt w:val="bullet"/>
+      <w:lvlText w:val=""/>
+      <w:lvlJc w:val="left"/>
+      <w:pPr>
+        <w:tabs>
+          <w:tab w:val="num" w:pos="5760"/>
+        </w:tabs>
+        <w:ind w:left="5760" w:hanging="360"/>
+      </w:pPr>
+      <w:rPr>
+        <w:rFonts w:ascii="Wingdings" w:hAnsi="Wingdings" w:hint="default"/>
+        <w:sz w:val="20"/>
+      </w:rPr>
+    </w:lvl>
+    <w:lvl w:ilvl="8" w:tentative="1">
+      <w:start w:val="1"/>
+      <w:numFmt w:val="bullet"/>
+      <w:lvlText w:val=""/>
+      <w:lvlJc w:val="left"/>
+      <w:pPr>
+        <w:tabs>
+          <w:tab w:val="num" w:pos="6480"/>
+        </w:tabs>
+        <w:ind w:left="6480" w:hanging="360"/>
+      </w:pPr>
+      <w:rPr>
+        <w:rFonts w:ascii="Wingdings" w:hAnsi="Wingdings" w:hint="default"/>
+        <w:sz w:val="20"/>
+      </w:rPr>
+    </w:lvl>
+  </w:abstractNum>
   <w:num w:numId="1" w16cid:durableId="739671914">
     <w:abstractNumId w:val="0"/>
+  </w:num>
+  <w:num w:numId="2" w16cid:durableId="717973648">
+    <w:abstractNumId w:val="1"/>
   </w:num>
 </w:numbering>
 </file>
@@ -1822,6 +1355,50 @@
       <w:spacing w:val="5"/>
     </w:rPr>
   </w:style>
+  <w:style w:type="paragraph" w:styleId="Header">
+    <w:name w:val="header"/>
+    <w:basedOn w:val="Normal"/>
+    <w:link w:val="HeaderChar"/>
+    <w:uiPriority w:val="99"/>
+    <w:unhideWhenUsed/>
+    <w:rsid w:val="00715221"/>
+    <w:pPr>
+      <w:tabs>
+        <w:tab w:val="center" w:pos="4680"/>
+        <w:tab w:val="right" w:pos="9360"/>
+      </w:tabs>
+      <w:spacing w:after="0" w:line="240" w:lineRule="auto"/>
+    </w:pPr>
+  </w:style>
+  <w:style w:type="character" w:customStyle="1" w:styleId="HeaderChar">
+    <w:name w:val="Header Char"/>
+    <w:basedOn w:val="DefaultParagraphFont"/>
+    <w:link w:val="Header"/>
+    <w:uiPriority w:val="99"/>
+    <w:rsid w:val="00715221"/>
+  </w:style>
+  <w:style w:type="paragraph" w:styleId="Footer">
+    <w:name w:val="footer"/>
+    <w:basedOn w:val="Normal"/>
+    <w:link w:val="FooterChar"/>
+    <w:uiPriority w:val="99"/>
+    <w:unhideWhenUsed/>
+    <w:rsid w:val="00715221"/>
+    <w:pPr>
+      <w:tabs>
+        <w:tab w:val="center" w:pos="4680"/>
+        <w:tab w:val="right" w:pos="9360"/>
+      </w:tabs>
+      <w:spacing w:after="0" w:line="240" w:lineRule="auto"/>
+    </w:pPr>
+  </w:style>
+  <w:style w:type="character" w:customStyle="1" w:styleId="FooterChar">
+    <w:name w:val="Footer Char"/>
+    <w:basedOn w:val="DefaultParagraphFont"/>
+    <w:link w:val="Footer"/>
+    <w:uiPriority w:val="99"/>
+    <w:rsid w:val="00715221"/>
+  </w:style>
 </w:styles>
 </file>
 
